--- a/ServiceNow Phasewise/3.Project Design Phase/Proposed_Solution_Filled.docx
+++ b/ServiceNow Phasewise/3.Project Design Phase/Proposed_Solution_Filled.docx
@@ -85,7 +85,7 @@
           </w:tcPr>
           <w:p>
             <w:r>
-              <w:t>15 February 2025</w:t>
+              <w:t>3 October 2026</w:t>
             </w:r>
           </w:p>
         </w:tc>
@@ -222,11 +222,19 @@
                 <w:b/>
               </w:rPr>
             </w:pPr>
+            <w:proofErr w:type="spellStart"/>
             <w:r>
               <w:rPr>
                 <w:b/>
               </w:rPr>
-              <w:t>S.No.</w:t>
+              <w:t>S.No</w:t>
+            </w:r>
+            <w:proofErr w:type="spellEnd"/>
+            <w:r>
+              <w:rPr>
+                <w:b/>
+              </w:rPr>
+              <w:t>.</w:t>
             </w:r>
           </w:p>
         </w:tc>
@@ -376,7 +384,35 @@
               <w:rPr>
                 <w:rFonts w:ascii="Arial" w:hAnsi="Arial"/>
               </w:rPr>
-              <w:t>A Flow Designer flow named “Standard Laptop Task” is attached to the Standard Laptop catalog item (Maintain Items &gt; Process Engine). Once the request is approved, the Create Catalog Task action creates a task on the Requested Item with a short description and description, and assigns it to the Hardware group. The hardware team can configure the laptop as soon as it arrives, with no manual handoff.</w:t>
+              <w:t xml:space="preserve">A Flow Designer flow named “Standard Laptop Task” is attached to the Standard Laptop </w:t>
+            </w:r>
+            <w:proofErr w:type="spellStart"/>
+            <w:r>
+              <w:rPr>
+                <w:rFonts w:ascii="Arial" w:hAnsi="Arial"/>
+              </w:rPr>
+              <w:t>catalog</w:t>
+            </w:r>
+            <w:proofErr w:type="spellEnd"/>
+            <w:r>
+              <w:rPr>
+                <w:rFonts w:ascii="Arial" w:hAnsi="Arial"/>
+              </w:rPr>
+              <w:t xml:space="preserve"> item (Maintain Items &gt; Process Engine). Once the request is approved, the Create </w:t>
+            </w:r>
+            <w:proofErr w:type="spellStart"/>
+            <w:r>
+              <w:rPr>
+                <w:rFonts w:ascii="Arial" w:hAnsi="Arial"/>
+              </w:rPr>
+              <w:t>Catalog</w:t>
+            </w:r>
+            <w:proofErr w:type="spellEnd"/>
+            <w:r>
+              <w:rPr>
+                <w:rFonts w:ascii="Arial" w:hAnsi="Arial"/>
+              </w:rPr>
+              <w:t xml:space="preserve"> Task action creates a task on the Requested Item with a short description and description, and assigns it to the Hardware group. The hardware team can configure the laptop as soon as it arrives, with no manual handoff.</w:t>
             </w:r>
           </w:p>
         </w:tc>
@@ -609,7 +645,21 @@
               <w:rPr>
                 <w:rFonts w:ascii="Arial" w:hAnsi="Arial"/>
               </w:rPr>
-              <w:t>The same flow pattern can be reused for other catalog items (desktops, monitors, mobile devices, software requests) and for other fulfilment groups. It can also be extended with notifications, SLAs, rejection handling and a procurement or receiving task, and it scales with order volume because every request follows the same automated flow.</w:t>
+              <w:t xml:space="preserve">The same flow pattern can be reused for other </w:t>
+            </w:r>
+            <w:proofErr w:type="spellStart"/>
+            <w:r>
+              <w:rPr>
+                <w:rFonts w:ascii="Arial" w:hAnsi="Arial"/>
+              </w:rPr>
+              <w:t>catalog</w:t>
+            </w:r>
+            <w:proofErr w:type="spellEnd"/>
+            <w:r>
+              <w:rPr>
+                <w:rFonts w:ascii="Arial" w:hAnsi="Arial"/>
+              </w:rPr>
+              <w:t xml:space="preserve"> items (desktops, monitors, mobile devices, software requests) and for other fulfilment groups. It can also be extended with notifications, SLAs, rejection handling and a procurement or receiving task, and it scales with order volume because every request follows the same automated flow.</w:t>
             </w:r>
           </w:p>
         </w:tc>
@@ -1238,6 +1288,7 @@
   <w:style w:type="character" w:default="1" w:styleId="DefaultParagraphFont">
     <w:name w:val="Default Paragraph Font"/>
     <w:uiPriority w:val="1"/>
+    <w:semiHidden/>
     <w:unhideWhenUsed/>
   </w:style>
   <w:style w:type="table" w:default="1" w:styleId="TableNormal">
